--- a/Fiches-descriptive/Fiche-descriptive_Charger_un_stage.docx
+++ b/Fiches-descriptive/Fiche-descriptive_Charger_un_stage.docx
@@ -1361,16 +1361,16 @@
                 <w:sz w:val="20"/>
                 <w:szCs w:val="20"/>
               </w:rPr>
-              <w:t>le Système ouvre un pop-up</w:t>
-            </w:r>
-            <w:r>
-              <w:rPr>
-                <w:rFonts w:ascii="Arial" w:hAnsi="Arial" w:cs="Arial"/>
-                <w:noProof/>
-                <w:sz w:val="20"/>
-                <w:szCs w:val="20"/>
-              </w:rPr>
-              <w:t xml:space="preserve"> avec la liste des salles</w:t>
+              <w:t>le Système ouvre un pop-up avec la liste des s</w:t>
+            </w:r>
+            <w:r>
+              <w:rPr>
+                <w:rFonts w:ascii="Arial" w:hAnsi="Arial" w:cs="Arial"/>
+                <w:noProof/>
+                <w:sz w:val="20"/>
+                <w:szCs w:val="20"/>
+              </w:rPr>
+              <w:t>tages</w:t>
             </w:r>
           </w:p>
         </w:tc>
@@ -1475,8 +1475,6 @@
             </w:pPr>
           </w:p>
         </w:tc>
-        <w:bookmarkStart w:id="0" w:name="_GoBack"/>
-        <w:bookmarkEnd w:id="0"/>
       </w:tr>
       <w:tr>
         <w:trPr>
@@ -1551,6 +1549,8 @@
               </w:rPr>
               <w:t>le Système ajoute les stages sélectionnés à la BDD</w:t>
             </w:r>
+            <w:bookmarkStart w:id="0" w:name="_GoBack"/>
+            <w:bookmarkEnd w:id="0"/>
           </w:p>
         </w:tc>
         <w:tc>
@@ -2274,34 +2274,7 @@
                 <w:sz w:val="20"/>
                 <w:szCs w:val="20"/>
               </w:rPr>
-              <w:t>3</w:t>
-            </w:r>
-            <w:r>
-              <w:rPr>
-                <w:rFonts w:ascii="Arial" w:hAnsi="Arial" w:cs="Arial"/>
-                <w:noProof/>
-                <w:sz w:val="20"/>
-                <w:szCs w:val="20"/>
-              </w:rPr>
-              <w:t xml:space="preserve">e.1- </w:t>
-            </w:r>
-            <w:r>
-              <w:rPr>
-                <w:rFonts w:ascii="Arial" w:hAnsi="Arial" w:cs="Arial"/>
-                <w:noProof/>
-                <w:sz w:val="20"/>
-                <w:szCs w:val="20"/>
-              </w:rPr>
-              <w:t xml:space="preserve">SAGAIE </w:t>
-            </w:r>
-            <w:r>
-              <w:rPr>
-                <w:rFonts w:ascii="Arial" w:hAnsi="Arial" w:cs="Arial"/>
-                <w:noProof/>
-                <w:sz w:val="20"/>
-                <w:szCs w:val="20"/>
-              </w:rPr>
-              <w:t xml:space="preserve">ne répond pas </w:t>
+              <w:t xml:space="preserve">3e.1- SAGAIE ne répond pas </w:t>
             </w:r>
           </w:p>
         </w:tc>
@@ -2377,16 +2350,7 @@
                 <w:sz w:val="20"/>
                 <w:szCs w:val="20"/>
               </w:rPr>
-              <w:t>3</w:t>
-            </w:r>
-            <w:r>
-              <w:rPr>
-                <w:rFonts w:ascii="Arial" w:hAnsi="Arial" w:cs="Arial"/>
-                <w:noProof/>
-                <w:sz w:val="20"/>
-                <w:szCs w:val="20"/>
-              </w:rPr>
-              <w:t>e.2- afficher un message d’erreur</w:t>
+              <w:t>3e.2- afficher un message d’erreur</w:t>
             </w:r>
           </w:p>
         </w:tc>
@@ -2608,16 +2572,7 @@
                 <w:sz w:val="20"/>
                 <w:szCs w:val="20"/>
               </w:rPr>
-              <w:t>7</w:t>
-            </w:r>
-            <w:r>
-              <w:rPr>
-                <w:rFonts w:ascii="Arial" w:hAnsi="Arial" w:cs="Arial"/>
-                <w:noProof/>
-                <w:sz w:val="20"/>
-                <w:szCs w:val="20"/>
-              </w:rPr>
-              <w:t xml:space="preserve">e.1- la BDD ne répond pas </w:t>
+              <w:t xml:space="preserve">7e.1- la BDD ne répond pas </w:t>
             </w:r>
           </w:p>
         </w:tc>
@@ -2693,16 +2648,7 @@
                 <w:sz w:val="20"/>
                 <w:szCs w:val="20"/>
               </w:rPr>
-              <w:t>7</w:t>
-            </w:r>
-            <w:r>
-              <w:rPr>
-                <w:rFonts w:ascii="Arial" w:hAnsi="Arial" w:cs="Arial"/>
-                <w:noProof/>
-                <w:sz w:val="20"/>
-                <w:szCs w:val="20"/>
-              </w:rPr>
-              <w:t>e.2- afficher un message d’erreur</w:t>
+              <w:t>7e.2- afficher un message d’erreur</w:t>
             </w:r>
           </w:p>
         </w:tc>
